--- a/docs/PayerGatewayWebAPI - DTR Payer App API Guide.docx
+++ b/docs/PayerGatewayWebAPI - DTR Payer App API Guide.docx
@@ -8165,7 +8165,7 @@
               <w:spacing w:before="40" w:after="80"/>
             </w:pPr>
             <w:r>
-              <w:t>text or null</w:t>
+              <w:t>text</w:t>
             </w:r>
           </w:p>
         </w:tc>
@@ -8178,7 +8178,16 @@
               <w:spacing w:before="40" w:after="80"/>
             </w:pPr>
             <w:r>
-              <w:t>The clinician that was sent in the order-sign call.</w:t>
+              <w:t xml:space="preserve">The clinician of the order-sign call: </w:t>
+            </w:r>
+            <w:r>
+              <w:rPr>
+                <w:rStyle w:val="CodeChar"/>
+              </w:rPr>
+              <w:t>userPractitionerId</w:t>
+            </w:r>
+            <w:r>
+              <w:t xml:space="preserve"> of that call, or the ordering practitioner of the order when it was not sent.</w:t>
             </w:r>
           </w:p>
         </w:tc>
@@ -9113,8 +9122,8 @@
         <w:tblLook w:firstColumn="1" w:firstRow="1" w:lastColumn="0" w:lastRow="0" w:noHBand="0" w:noVBand="1" w:val="04A0"/>
       </w:tblPr>
       <w:tblGrid>
-        <w:gridCol w:w="4063"/>
-        <w:gridCol w:w="5297"/>
+        <w:gridCol w:w="3513"/>
+        <w:gridCol w:w="5847"/>
       </w:tblGrid>
       <w:tr>
         <w:trPr>
@@ -9123,7 +9132,7 @@
         </w:trPr>
         <w:tc>
           <w:tcPr>
-            <w:tcW w:type="dxa" w:w="4063"/>
+            <w:tcW w:type="dxa" w:w="3513"/>
             <w:shd w:val="clear" w:color="auto" w:fill="F2F2F2"/>
           </w:tcPr>
           <w:p>
@@ -9137,7 +9146,7 @@
         </w:tc>
         <w:tc>
           <w:tcPr>
-            <w:tcW w:type="dxa" w:w="5297"/>
+            <w:tcW w:type="dxa" w:w="5847"/>
             <w:shd w:val="clear" w:color="auto" w:fill="F2F2F2"/>
           </w:tcPr>
           <w:p>
@@ -9156,7 +9165,7 @@
         </w:trPr>
         <w:tc>
           <w:tcPr>
-            <w:tcW w:type="dxa" w:w="4063"/>
+            <w:tcW w:type="dxa" w:w="3513"/>
           </w:tcPr>
           <w:p>
             <w:pPr>
@@ -9169,7 +9178,7 @@
         </w:tc>
         <w:tc>
           <w:tcPr>
-            <w:tcW w:type="dxa" w:w="5297"/>
+            <w:tcW w:type="dxa" w:w="5847"/>
           </w:tcPr>
           <w:p>
             <w:pPr>
@@ -9190,20 +9199,20 @@
         </w:trPr>
         <w:tc>
           <w:tcPr>
-            <w:tcW w:type="dxa" w:w="4063"/>
-          </w:tcPr>
-          <w:p>
-            <w:pPr>
-              <w:spacing w:before="40" w:after="80"/>
-            </w:pPr>
-            <w:r>
-              <w:t>ServiceRequest, DeviceRequest, MedicationRequest</w:t>
-            </w:r>
-          </w:p>
-        </w:tc>
-        <w:tc>
-          <w:tcPr>
-            <w:tcW w:type="dxa" w:w="5297"/>
+            <w:tcW w:type="dxa" w:w="3513"/>
+          </w:tcPr>
+          <w:p>
+            <w:pPr>
+              <w:spacing w:before="40" w:after="80"/>
+            </w:pPr>
+            <w:r>
+              <w:t>ServiceRequest, MedicationRequest</w:t>
+            </w:r>
+          </w:p>
+        </w:tc>
+        <w:tc>
+          <w:tcPr>
+            <w:tcW w:type="dxa" w:w="5847"/>
           </w:tcPr>
           <w:p>
             <w:pPr>
@@ -9224,7 +9233,7 @@
         </w:trPr>
         <w:tc>
           <w:tcPr>
-            <w:tcW w:type="dxa" w:w="4063"/>
+            <w:tcW w:type="dxa" w:w="3513"/>
           </w:tcPr>
           <w:p>
             <w:pPr>
@@ -9237,7 +9246,7 @@
         </w:tc>
         <w:tc>
           <w:tcPr>
-            <w:tcW w:type="dxa" w:w="5297"/>
+            <w:tcW w:type="dxa" w:w="5847"/>
           </w:tcPr>
           <w:p>
             <w:pPr>
@@ -9258,7 +9267,7 @@
         </w:trPr>
         <w:tc>
           <w:tcPr>
-            <w:tcW w:type="dxa" w:w="4063"/>
+            <w:tcW w:type="dxa" w:w="3513"/>
           </w:tcPr>
           <w:p>
             <w:pPr>
@@ -9271,7 +9280,7 @@
         </w:tc>
         <w:tc>
           <w:tcPr>
-            <w:tcW w:type="dxa" w:w="5297"/>
+            <w:tcW w:type="dxa" w:w="5847"/>
           </w:tcPr>
           <w:p>
             <w:pPr>
@@ -9292,7 +9301,7 @@
         </w:trPr>
         <w:tc>
           <w:tcPr>
-            <w:tcW w:type="dxa" w:w="4063"/>
+            <w:tcW w:type="dxa" w:w="3513"/>
           </w:tcPr>
           <w:p>
             <w:pPr>
@@ -9305,7 +9314,7 @@
         </w:tc>
         <w:tc>
           <w:tcPr>
-            <w:tcW w:type="dxa" w:w="5297"/>
+            <w:tcW w:type="dxa" w:w="5847"/>
           </w:tcPr>
           <w:p>
             <w:pPr>
@@ -9326,7 +9335,7 @@
         </w:trPr>
         <w:tc>
           <w:tcPr>
-            <w:tcW w:type="dxa" w:w="4063"/>
+            <w:tcW w:type="dxa" w:w="3513"/>
           </w:tcPr>
           <w:p>
             <w:pPr>
@@ -9339,7 +9348,7 @@
         </w:tc>
         <w:tc>
           <w:tcPr>
-            <w:tcW w:type="dxa" w:w="5297"/>
+            <w:tcW w:type="dxa" w:w="5847"/>
           </w:tcPr>
           <w:p>
             <w:pPr>
@@ -9360,7 +9369,7 @@
         </w:trPr>
         <w:tc>
           <w:tcPr>
-            <w:tcW w:type="dxa" w:w="4063"/>
+            <w:tcW w:type="dxa" w:w="3513"/>
           </w:tcPr>
           <w:p>
             <w:pPr>
@@ -9373,7 +9382,7 @@
         </w:tc>
         <w:tc>
           <w:tcPr>
-            <w:tcW w:type="dxa" w:w="5297"/>
+            <w:tcW w:type="dxa" w:w="5847"/>
           </w:tcPr>
           <w:p>
             <w:pPr>
@@ -9403,7 +9412,7 @@
         </w:trPr>
         <w:tc>
           <w:tcPr>
-            <w:tcW w:type="dxa" w:w="4063"/>
+            <w:tcW w:type="dxa" w:w="3513"/>
           </w:tcPr>
           <w:p>
             <w:pPr>
@@ -9416,7 +9425,7 @@
         </w:tc>
         <w:tc>
           <w:tcPr>
-            <w:tcW w:type="dxa" w:w="5297"/>
+            <w:tcW w:type="dxa" w:w="5847"/>
           </w:tcPr>
           <w:p>
             <w:pPr>
@@ -9455,7 +9464,7 @@
         </w:trPr>
         <w:tc>
           <w:tcPr>
-            <w:tcW w:type="dxa" w:w="4063"/>
+            <w:tcW w:type="dxa" w:w="3513"/>
           </w:tcPr>
           <w:p>
             <w:pPr>
@@ -9468,7 +9477,7 @@
         </w:tc>
         <w:tc>
           <w:tcPr>
-            <w:tcW w:type="dxa" w:w="5297"/>
+            <w:tcW w:type="dxa" w:w="5847"/>
           </w:tcPr>
           <w:p>
             <w:pPr>
@@ -9498,7 +9507,7 @@
         </w:trPr>
         <w:tc>
           <w:tcPr>
-            <w:tcW w:type="dxa" w:w="4063"/>
+            <w:tcW w:type="dxa" w:w="3513"/>
           </w:tcPr>
           <w:p>
             <w:pPr>
@@ -9511,7 +9520,7 @@
         </w:tc>
         <w:tc>
           <w:tcPr>
-            <w:tcW w:type="dxa" w:w="5297"/>
+            <w:tcW w:type="dxa" w:w="5847"/>
           </w:tcPr>
           <w:p>
             <w:pPr>
@@ -9569,8 +9578,8 @@
       </w:tblPr>
       <w:tblGrid>
         <w:gridCol w:w="2472"/>
-        <w:gridCol w:w="2912"/>
-        <w:gridCol w:w="3976"/>
+        <w:gridCol w:w="2842"/>
+        <w:gridCol w:w="4046"/>
       </w:tblGrid>
       <w:tr>
         <w:trPr>
@@ -9593,7 +9602,7 @@
         </w:tc>
         <w:tc>
           <w:tcPr>
-            <w:tcW w:type="dxa" w:w="2912"/>
+            <w:tcW w:type="dxa" w:w="2842"/>
             <w:shd w:val="clear" w:color="auto" w:fill="F2F2F2"/>
           </w:tcPr>
           <w:p>
@@ -9607,7 +9616,7 @@
         </w:tc>
         <w:tc>
           <w:tcPr>
-            <w:tcW w:type="dxa" w:w="3976"/>
+            <w:tcW w:type="dxa" w:w="4046"/>
             <w:shd w:val="clear" w:color="auto" w:fill="F2F2F2"/>
           </w:tcPr>
           <w:p>
@@ -9642,7 +9651,7 @@
         </w:tc>
         <w:tc>
           <w:tcPr>
-            <w:tcW w:type="dxa" w:w="2912"/>
+            <w:tcW w:type="dxa" w:w="2842"/>
           </w:tcPr>
           <w:p>
             <w:pPr>
@@ -9655,7 +9664,7 @@
         </w:tc>
         <w:tc>
           <w:tcPr>
-            <w:tcW w:type="dxa" w:w="3976"/>
+            <w:tcW w:type="dxa" w:w="4046"/>
           </w:tcPr>
           <w:p>
             <w:pPr>
@@ -9698,14 +9707,70 @@
         </w:tc>
         <w:tc>
           <w:tcPr>
-            <w:tcW w:type="dxa" w:w="2912"/>
-          </w:tcPr>
-          <w:p>
-            <w:pPr>
-              <w:spacing w:before="40" w:after="80"/>
-            </w:pPr>
-            <w:r>
-              <w:t xml:space="preserve">The clinician. </w:t>
+            <w:tcW w:type="dxa" w:w="2842"/>
+          </w:tcPr>
+          <w:p>
+            <w:pPr>
+              <w:spacing w:before="40" w:after="80"/>
+            </w:pPr>
+            <w:r>
+              <w:t>The clinician.</w:t>
+            </w:r>
+          </w:p>
+        </w:tc>
+        <w:tc>
+          <w:tcPr>
+            <w:tcW w:type="dxa" w:w="4046"/>
+          </w:tcPr>
+          <w:p>
+            <w:pPr>
+              <w:spacing w:before="40" w:after="80"/>
+            </w:pPr>
+            <w:r>
+              <w:t>The link: the clinician of the order-sign call (</w:t>
+            </w:r>
+            <w:r>
+              <w:rPr>
+                <w:rStyle w:val="CodeChar"/>
+              </w:rPr>
+              <w:t>userPractitionerId</w:t>
+            </w:r>
+            <w:r>
+              <w:t>, or the ordering practitioner of the order).</w:t>
+            </w:r>
+          </w:p>
+        </w:tc>
+      </w:tr>
+      <w:tr>
+        <w:trPr>
+          <w:cantSplit/>
+        </w:trPr>
+        <w:tc>
+          <w:tcPr>
+            <w:tcW w:type="dxa" w:w="2472"/>
+          </w:tcPr>
+          <w:p>
+            <w:pPr>
+              <w:spacing w:before="40" w:after="80"/>
+            </w:pPr>
+            <w:r>
+              <w:rPr>
+                <w:rStyle w:val="CodeChar"/>
+              </w:rPr>
+              <w:t>encounterId</w:t>
+            </w:r>
+          </w:p>
+        </w:tc>
+        <w:tc>
+          <w:tcPr>
+            <w:tcW w:type="dxa" w:w="2842"/>
+          </w:tcPr>
+          <w:p>
+            <w:pPr>
+              <w:spacing w:before="40" w:after="80"/>
+            </w:pPr>
+            <w:r>
+              <w:t xml:space="preserve">The encounter. </w:t>
             </w:r>
             <w:r>
               <w:rPr>
@@ -9720,7 +9785,7 @@
         </w:tc>
         <w:tc>
           <w:tcPr>
-            <w:tcW w:type="dxa" w:w="3976"/>
+            <w:tcW w:type="dxa" w:w="4046"/>
           </w:tcPr>
           <w:p>
             <w:pPr>
@@ -9733,7 +9798,7 @@
               <w:rPr>
                 <w:rStyle w:val="CodeChar"/>
               </w:rPr>
-              <w:t>userPractitionerId</w:t>
+              <w:t>encounterId</w:t>
             </w:r>
             <w:r>
               <w:t xml:space="preserve"> of the order-sign call.</w:t>
@@ -9757,51 +9822,33 @@
               <w:rPr>
                 <w:rStyle w:val="CodeChar"/>
               </w:rPr>
-              <w:t>encounterId</w:t>
-            </w:r>
-          </w:p>
-        </w:tc>
-        <w:tc>
-          <w:tcPr>
-            <w:tcW w:type="dxa" w:w="2912"/>
-          </w:tcPr>
-          <w:p>
-            <w:pPr>
-              <w:spacing w:before="40" w:after="80"/>
-            </w:pPr>
-            <w:r>
-              <w:t xml:space="preserve">The encounter. </w:t>
-            </w:r>
-            <w:r>
-              <w:rPr>
-                <w:rStyle w:val="CodeChar"/>
-              </w:rPr>
-              <w:t>null</w:t>
-            </w:r>
-            <w:r>
-              <w:t xml:space="preserve"> when none was sent.</w:t>
-            </w:r>
-          </w:p>
-        </w:tc>
-        <w:tc>
-          <w:tcPr>
-            <w:tcW w:type="dxa" w:w="3976"/>
-          </w:tcPr>
-          <w:p>
-            <w:pPr>
-              <w:spacing w:before="40" w:after="80"/>
-            </w:pPr>
-            <w:r>
-              <w:t xml:space="preserve">The link: </w:t>
-            </w:r>
-            <w:r>
-              <w:rPr>
-                <w:rStyle w:val="CodeChar"/>
-              </w:rPr>
-              <w:t>encounterId</w:t>
-            </w:r>
-            <w:r>
-              <w:t xml:space="preserve"> of the order-sign call.</w:t>
+              <w:t>fhirContext</w:t>
+            </w:r>
+          </w:p>
+        </w:tc>
+        <w:tc>
+          <w:tcPr>
+            <w:tcW w:type="dxa" w:w="2842"/>
+          </w:tcPr>
+          <w:p>
+            <w:pPr>
+              <w:spacing w:before="40" w:after="80"/>
+            </w:pPr>
+            <w:r>
+              <w:t>The orders and the insurance the form is for.</w:t>
+            </w:r>
+          </w:p>
+        </w:tc>
+        <w:tc>
+          <w:tcPr>
+            <w:tcW w:type="dxa" w:w="4046"/>
+          </w:tcPr>
+          <w:p>
+            <w:pPr>
+              <w:spacing w:before="40" w:after="80"/>
+            </w:pPr>
+            <w:r>
+              <w:t>The link: the signed orders the card is about, and the insurance the gateway chose.</w:t>
             </w:r>
           </w:p>
         </w:tc>
@@ -9822,33 +9869,33 @@
               <w:rPr>
                 <w:rStyle w:val="CodeChar"/>
               </w:rPr>
-              <w:t>fhirContext</w:t>
-            </w:r>
-          </w:p>
-        </w:tc>
-        <w:tc>
-          <w:tcPr>
-            <w:tcW w:type="dxa" w:w="2912"/>
-          </w:tcPr>
-          <w:p>
-            <w:pPr>
-              <w:spacing w:before="40" w:after="80"/>
-            </w:pPr>
-            <w:r>
-              <w:t>The orders and the insurance the form is for.</w:t>
-            </w:r>
-          </w:p>
-        </w:tc>
-        <w:tc>
-          <w:tcPr>
-            <w:tcW w:type="dxa" w:w="3976"/>
-          </w:tcPr>
-          <w:p>
-            <w:pPr>
-              <w:spacing w:before="40" w:after="80"/>
-            </w:pPr>
-            <w:r>
-              <w:t>The link: the signed orders the card is about, and the insurance the gateway chose.</w:t>
+              <w:t>appContext</w:t>
+            </w:r>
+          </w:p>
+        </w:tc>
+        <w:tc>
+          <w:tcPr>
+            <w:tcW w:type="dxa" w:w="2842"/>
+          </w:tcPr>
+          <w:p>
+            <w:pPr>
+              <w:spacing w:before="40" w:after="80"/>
+            </w:pPr>
+            <w:r>
+              <w:t>The payer's own context text.</w:t>
+            </w:r>
+          </w:p>
+        </w:tc>
+        <w:tc>
+          <w:tcPr>
+            <w:tcW w:type="dxa" w:w="4046"/>
+          </w:tcPr>
+          <w:p>
+            <w:pPr>
+              <w:spacing w:before="40" w:after="80"/>
+            </w:pPr>
+            <w:r>
+              <w:t>The payer's CRD card.</w:t>
             </w:r>
           </w:p>
         </w:tc>
@@ -9869,60 +9916,13 @@
               <w:rPr>
                 <w:rStyle w:val="CodeChar"/>
               </w:rPr>
-              <w:t>appContext</w:t>
-            </w:r>
-          </w:p>
-        </w:tc>
-        <w:tc>
-          <w:tcPr>
-            <w:tcW w:type="dxa" w:w="2912"/>
-          </w:tcPr>
-          <w:p>
-            <w:pPr>
-              <w:spacing w:before="40" w:after="80"/>
-            </w:pPr>
-            <w:r>
-              <w:t>The payer's own context text.</w:t>
-            </w:r>
-          </w:p>
-        </w:tc>
-        <w:tc>
-          <w:tcPr>
-            <w:tcW w:type="dxa" w:w="3976"/>
-          </w:tcPr>
-          <w:p>
-            <w:pPr>
-              <w:spacing w:before="40" w:after="80"/>
-            </w:pPr>
-            <w:r>
-              <w:t>The payer's CRD card.</w:t>
-            </w:r>
-          </w:p>
-        </w:tc>
-      </w:tr>
-      <w:tr>
-        <w:trPr>
-          <w:cantSplit/>
-        </w:trPr>
-        <w:tc>
-          <w:tcPr>
-            <w:tcW w:type="dxa" w:w="2472"/>
-          </w:tcPr>
-          <w:p>
-            <w:pPr>
-              <w:spacing w:before="40" w:after="80"/>
-            </w:pPr>
-            <w:r>
-              <w:rPr>
-                <w:rStyle w:val="CodeChar"/>
-              </w:rPr>
               <w:t>fhirVersion</w:t>
             </w:r>
           </w:p>
         </w:tc>
         <w:tc>
           <w:tcPr>
-            <w:tcW w:type="dxa" w:w="2912"/>
+            <w:tcW w:type="dxa" w:w="2842"/>
           </w:tcPr>
           <w:p>
             <w:pPr>
@@ -9950,7 +9950,7 @@
         </w:tc>
         <w:tc>
           <w:tcPr>
-            <w:tcW w:type="dxa" w:w="3976"/>
+            <w:tcW w:type="dxa" w:w="4046"/>
           </w:tcPr>
           <w:p>
             <w:pPr>
@@ -12617,6 +12617,50 @@
             </w:r>
             <w:r>
               <w:t xml:space="preserve"> code. The payer form applications were a short section of the DTR API Guide of Oct 7, 2026 before.</w:t>
+            </w:r>
+          </w:p>
+        </w:tc>
+      </w:tr>
+      <w:tr>
+        <w:trPr>
+          <w:cantSplit/>
+        </w:trPr>
+        <w:tc>
+          <w:tcPr>
+            <w:tcW w:type="dxa" w:w="1108"/>
+          </w:tcPr>
+          <w:p>
+            <w:pPr>
+              <w:spacing w:before="40" w:after="80"/>
+            </w:pPr>
+            <w:r>
+              <w:t>1.1</w:t>
+            </w:r>
+          </w:p>
+        </w:tc>
+        <w:tc>
+          <w:tcPr>
+            <w:tcW w:type="dxa" w:w="1604"/>
+          </w:tcPr>
+          <w:p>
+            <w:pPr>
+              <w:spacing w:before="40" w:after="80"/>
+            </w:pPr>
+            <w:r>
+              <w:t>Oct 9, 2026</w:t>
+            </w:r>
+          </w:p>
+        </w:tc>
+        <w:tc>
+          <w:tcPr>
+            <w:tcW w:type="dxa" w:w="6648"/>
+          </w:tcPr>
+          <w:p>
+            <w:pPr>
+              <w:spacing w:before="40" w:after="80"/>
+            </w:pPr>
+            <w:r>
+              <w:t>Orders are service and medication orders only (no device orders). The link always has a clinician: the one sent at order-sign, or the ordering practitioner of the order.</w:t>
             </w:r>
           </w:p>
         </w:tc>

--- a/docs/PayerGatewayWebAPI - DTR Payer App API Guide.docx
+++ b/docs/PayerGatewayWebAPI - DTR Payer App API Guide.docx
@@ -12,7 +12,7 @@
     </w:p>
     <w:p>
       <w:r>
-        <w:t>Oct 9, 2026</w:t>
+        <w:t xml:space="preserve">Oct 16, 2026</w:t>
       </w:r>
     </w:p>
     <w:p>
@@ -193,10 +193,10 @@
         <w:rPr>
           <w:b/>
         </w:rPr>
-        <w:t>Standards the gateway follows:</w:t>
-      </w:r>
-      <w:r>
-        <w:t xml:space="preserve"> HL7 Da Vinci DTR 2.0.1, SMART App Launch 2.x (EHR launch) and FHIR R4. For a payer that works in FHIR R5, the application is started on the R5 address of the FHIR API.</w:t>
+        <w:t xml:space="preserve">Standards the gateway follows:</w:t>
+      </w:r>
+      <w:r>
+        <w:t xml:space="preserve"> HL7 Da Vinci DTR 2.0.1, SMART App Launch 2.x (EHR launch) and FHIR R4. The gateway works in FHIR R4 only: the application is always started on the R4 address of the FHIR API.</w:t>
       </w:r>
     </w:p>
     <w:p>
@@ -2229,28 +2229,10 @@
         <w:rPr>
           <w:rStyle w:val="CodeChar"/>
         </w:rPr>
-        <w:t>PA_PAYER</w:t>
-      </w:r>
-      <w:r>
-        <w:t>, to know the FHIR release of the payer (</w:t>
-      </w:r>
-      <w:r>
-        <w:rPr>
-          <w:rStyle w:val="CodeChar"/>
-        </w:rPr>
-        <w:t>R4</w:t>
-      </w:r>
-      <w:r>
-        <w:t xml:space="preserve"> or </w:t>
-      </w:r>
-      <w:r>
-        <w:rPr>
-          <w:rStyle w:val="CodeChar"/>
-        </w:rPr>
-        <w:t>R5</w:t>
-      </w:r>
-      <w:r>
-        <w:t>).</w:t>
+        <w:t xml:space="preserve">PA_PAYER</w:t>
+      </w:r>
+      <w:r>
+        <w:t xml:space="preserve">, to check that the payer is still set up and switched on.</w:t>
       </w:r>
     </w:p>
     <w:p>
@@ -2424,25 +2406,16 @@
               <w:spacing w:before="40" w:after="80"/>
             </w:pPr>
             <w:r>
-              <w:t xml:space="preserve">The FHIR address the application must use: the FHIR API, </w:t>
-            </w:r>
-            <w:r>
-              <w:rPr>
-                <w:rStyle w:val="CodeChar"/>
-              </w:rPr>
-              <w:t>/fhir/r4</w:t>
-            </w:r>
-            <w:r>
-              <w:t xml:space="preserve"> or </w:t>
-            </w:r>
-            <w:r>
-              <w:rPr>
-                <w:rStyle w:val="CodeChar"/>
-              </w:rPr>
-              <w:t>/fhir/r5</w:t>
-            </w:r>
-            <w:r>
-              <w:t xml:space="preserve"> by the FHIR release of the payer.</w:t>
+              <w:t xml:space="preserve">The FHIR address the application must use: the FHIR R4 address of the FHIR API (</w:t>
+            </w:r>
+            <w:r>
+              <w:rPr>
+                <w:rStyle w:val="CodeChar"/>
+              </w:rPr>
+              <w:t xml:space="preserve">/fhir/r4</w:t>
+            </w:r>
+            <w:r>
+              <w:t xml:space="preserve">).</w:t>
             </w:r>
           </w:p>
         </w:tc>
@@ -2573,28 +2546,37 @@
         <w:rPr>
           <w:b/>
         </w:rPr>
-        <w:t>The FHIR release.</w:t>
-      </w:r>
-      <w:r>
-        <w:t xml:space="preserve"> It is read from </w:t>
+        <w:t xml:space="preserve">The FHIR release.</w:t>
+      </w:r>
+      <w:r>
+        <w:t xml:space="preserve"> Always FHIR R4. The R5 address of the FHIR API and the </w:t>
       </w:r>
       <w:r>
         <w:rPr>
           <w:rStyle w:val="CodeChar"/>
         </w:rPr>
-        <w:t>PA_PAYER</w:t>
-      </w:r>
-      <w:r>
-        <w:t xml:space="preserve"> when the link is opened, not when the order is signed. A change of </w:t>
+        <w:t xml:space="preserve">FHIR_VERSION</w:t>
+      </w:r>
+      <w:r>
+        <w:t xml:space="preserve"> column of </w:t>
       </w:r>
       <w:r>
         <w:rPr>
           <w:rStyle w:val="CodeChar"/>
         </w:rPr>
-        <w:t>FHIR_VERSION</w:t>
-      </w:r>
-      <w:r>
-        <w:t xml:space="preserve"> also works for links that were given out before.</w:t>
+        <w:t xml:space="preserve">PA_PAYER</w:t>
+      </w:r>
+      <w:r>
+        <w:t xml:space="preserve"> are removed (script </w:t>
+      </w:r>
+      <w:r>
+        <w:rPr>
+          <w:rStyle w:val="CodeChar"/>
+        </w:rPr>
+        <w:t xml:space="preserve">04_alter_pa_payer_drop_fhir_version.sql</w:t>
+      </w:r>
+      <w:r>
+        <w:t xml:space="preserve">).</w:t>
       </w:r>
     </w:p>
     <w:p>
@@ -8184,10 +8166,10 @@
               <w:rPr>
                 <w:rStyle w:val="CodeChar"/>
               </w:rPr>
-              <w:t>userPractitionerId</w:t>
-            </w:r>
-            <w:r>
-              <w:t xml:space="preserve"> of that call, or the ordering practitioner of the order when it was not sent.</w:t>
+              <w:t xml:space="preserve">userPractitionerId</w:t>
+            </w:r>
+            <w:r>
+              <w:t xml:space="preserve"> of that call. It is required at order-sign, so every link has one.</w:t>
             </w:r>
           </w:p>
         </w:tc>
@@ -9324,7 +9306,28 @@
               <w:rPr>
                 <w:rStyle w:val="CodeChar"/>
               </w:rPr>
-              <w:t>GET api/organizations/{id}</w:t>
+              <w:t xml:space="preserve">GET api/organizations/{id}</w:t>
+            </w:r>
+            <w:r>
+              <w:t xml:space="preserve">. A facility (</w:t>
+            </w:r>
+            <w:r>
+              <w:rPr>
+                <w:rStyle w:val="CodeChar"/>
+              </w:rPr>
+              <w:t xml:space="preserve">facility-{locationId}</w:t>
+            </w:r>
+            <w:r>
+              <w:t xml:space="preserve">) is read with </w:t>
+            </w:r>
+            <w:r>
+              <w:rPr>
+                <w:rStyle w:val="CodeChar"/>
+              </w:rPr>
+              <w:t xml:space="preserve">GET api/locations/{id}</w:t>
+            </w:r>
+            <w:r>
+              <w:t xml:space="preserve"> and its parent organization.</w:t>
             </w:r>
           </w:p>
         </w:tc>
@@ -9727,16 +9730,16 @@
               <w:spacing w:before="40" w:after="80"/>
             </w:pPr>
             <w:r>
-              <w:t>The link: the clinician of the order-sign call (</w:t>
-            </w:r>
-            <w:r>
-              <w:rPr>
-                <w:rStyle w:val="CodeChar"/>
-              </w:rPr>
-              <w:t>userPractitionerId</w:t>
-            </w:r>
-            <w:r>
-              <w:t>, or the ordering practitioner of the order).</w:t>
+              <w:t xml:space="preserve">The link: the clinician of the order-sign call (</w:t>
+            </w:r>
+            <w:r>
+              <w:rPr>
+                <w:rStyle w:val="CodeChar"/>
+              </w:rPr>
+              <w:t xml:space="preserve">userPractitionerId</w:t>
+            </w:r>
+            <w:r>
+              <w:t xml:space="preserve">).</w:t>
             </w:r>
           </w:p>
         </w:tc>
@@ -9896,83 +9899,6 @@
             </w:pPr>
             <w:r>
               <w:t>The payer's CRD card.</w:t>
-            </w:r>
-          </w:p>
-        </w:tc>
-      </w:tr>
-      <w:tr>
-        <w:trPr>
-          <w:cantSplit/>
-        </w:trPr>
-        <w:tc>
-          <w:tcPr>
-            <w:tcW w:type="dxa" w:w="2472"/>
-          </w:tcPr>
-          <w:p>
-            <w:pPr>
-              <w:spacing w:before="40" w:after="80"/>
-            </w:pPr>
-            <w:r>
-              <w:rPr>
-                <w:rStyle w:val="CodeChar"/>
-              </w:rPr>
-              <w:t>fhirVersion</w:t>
-            </w:r>
-          </w:p>
-        </w:tc>
-        <w:tc>
-          <w:tcPr>
-            <w:tcW w:type="dxa" w:w="2842"/>
-          </w:tcPr>
-          <w:p>
-            <w:pPr>
-              <w:spacing w:before="40" w:after="80"/>
-            </w:pPr>
-            <w:r>
-              <w:rPr>
-                <w:rStyle w:val="CodeChar"/>
-              </w:rPr>
-              <w:t>r4</w:t>
-            </w:r>
-            <w:r>
-              <w:t xml:space="preserve"> or </w:t>
-            </w:r>
-            <w:r>
-              <w:rPr>
-                <w:rStyle w:val="CodeChar"/>
-              </w:rPr>
-              <w:t>r5</w:t>
-            </w:r>
-            <w:r>
-              <w:t>.</w:t>
-            </w:r>
-          </w:p>
-        </w:tc>
-        <w:tc>
-          <w:tcPr>
-            <w:tcW w:type="dxa" w:w="4046"/>
-          </w:tcPr>
-          <w:p>
-            <w:pPr>
-              <w:spacing w:before="40" w:after="80"/>
-            </w:pPr>
-            <w:r>
-              <w:rPr>
-                <w:rStyle w:val="CodeChar"/>
-              </w:rPr>
-              <w:t>FHIR_VERSION</w:t>
-            </w:r>
-            <w:r>
-              <w:t xml:space="preserve"> of the payer in </w:t>
-            </w:r>
-            <w:r>
-              <w:rPr>
-                <w:rStyle w:val="CodeChar"/>
-              </w:rPr>
-              <w:t>PA_PAYER</w:t>
-            </w:r>
-            <w:r>
-              <w:t>.</w:t>
             </w:r>
           </w:p>
         </w:tc>
@@ -9984,9 +9910,6 @@
         <w:spacing w:after="160" w:before="160"/>
       </w:pPr>
       <w:r>
-        <w:rPr>
-          <w:sz w:val="17"/>
-        </w:rPr>
         <w:t xml:space="preserve">{</w:t>
         <w:br/>
         <w:t xml:space="preserve">  "patientId": "pat-2",</w:t>
@@ -9997,9 +9920,7 @@
         <w:br/>
         <w:t xml:space="preserve">  "fhirContext": ["ServiceRequest/ord-2-home-pd", "Coverage/cov-2"],</w:t>
         <w:br/>
-        <w:t xml:space="preserve">  "appContext": "{\"coverage-assertion-id\":\"eeea140086ab438387ae884d045a4946\", ...}",</w:t>
-        <w:br/>
-        <w:t xml:space="preserve">  "fhirVersion": "r4"</w:t>
+        <w:t xml:space="preserve">  "appContext": "{\"coverage-assertion-id\":\"eeea140086ab438387ae884d045a4946\", ...}"</w:t>
         <w:br/>
         <w:t xml:space="preserve">}</w:t>
       </w:r>
@@ -12139,74 +12060,6 @@
           </w:p>
         </w:tc>
       </w:tr>
-      <w:tr>
-        <w:trPr>
-          <w:cantSplit/>
-        </w:trPr>
-        <w:tc>
-          <w:tcPr>
-            <w:tcW w:type="dxa" w:w="2472"/>
-          </w:tcPr>
-          <w:p>
-            <w:pPr>
-              <w:spacing w:before="40" w:after="80"/>
-            </w:pPr>
-            <w:r>
-              <w:rPr>
-                <w:rStyle w:val="CodeChar"/>
-              </w:rPr>
-              <w:t>FHIR_VERSION</w:t>
-            </w:r>
-          </w:p>
-        </w:tc>
-        <w:tc>
-          <w:tcPr>
-            <w:tcW w:type="dxa" w:w="2905"/>
-          </w:tcPr>
-          <w:p>
-            <w:pPr>
-              <w:spacing w:before="40" w:after="80"/>
-            </w:pPr>
-            <w:r>
-              <w:rPr>
-                <w:rStyle w:val="CodeChar"/>
-              </w:rPr>
-              <w:t>R4</w:t>
-            </w:r>
-            <w:r>
-              <w:t xml:space="preserve"> or </w:t>
-            </w:r>
-            <w:r>
-              <w:rPr>
-                <w:rStyle w:val="CodeChar"/>
-              </w:rPr>
-              <w:t>R5</w:t>
-            </w:r>
-          </w:p>
-        </w:tc>
-        <w:tc>
-          <w:tcPr>
-            <w:tcW w:type="dxa" w:w="3983"/>
-          </w:tcPr>
-          <w:p>
-            <w:pPr>
-              <w:spacing w:before="40" w:after="80"/>
-            </w:pPr>
-            <w:r>
-              <w:t xml:space="preserve">The FHIR release the payer's application expects. It decides the </w:t>
-            </w:r>
-            <w:r>
-              <w:rPr>
-                <w:rStyle w:val="CodeChar"/>
-              </w:rPr>
-              <w:t>iss</w:t>
-            </w:r>
-            <w:r>
-              <w:t xml:space="preserve"> address.</w:t>
-            </w:r>
-          </w:p>
-        </w:tc>
-      </w:tr>
     </w:tbl>
     <w:p>
       <w:pPr>
@@ -12661,6 +12514,86 @@
             </w:pPr>
             <w:r>
               <w:t>Orders are service and medication orders only (no device orders). The link always has a clinician: the one sent at order-sign, or the ordering practitioner of the order.</w:t>
+            </w:r>
+          </w:p>
+        </w:tc>
+      </w:tr>
+      <w:tr>
+        <w:trPr>
+          <w:cantSplit/>
+        </w:trPr>
+        <w:tc>
+          <w:tcPr>
+            <w:tcW w:type="dxa" w:w="1108"/>
+          </w:tcPr>
+          <w:p>
+            <w:pPr>
+              <w:spacing w:before="40" w:after="80"/>
+            </w:pPr>
+            <w:r>
+              <w:t xml:space="preserve">2.0</w:t>
+            </w:r>
+          </w:p>
+        </w:tc>
+        <w:tc>
+          <w:tcPr>
+            <w:tcW w:type="dxa" w:w="1604"/>
+          </w:tcPr>
+          <w:p>
+            <w:pPr>
+              <w:spacing w:before="40" w:after="80"/>
+            </w:pPr>
+            <w:r>
+              <w:t xml:space="preserve">Oct 16, 2026</w:t>
+            </w:r>
+          </w:p>
+        </w:tc>
+        <w:tc>
+          <w:tcPr>
+            <w:tcW w:type="dxa" w:w="6648"/>
+          </w:tcPr>
+          <w:p>
+            <w:pPr>
+              <w:spacing w:before="40" w:after="80"/>
+            </w:pPr>
+            <w:r>
+              <w:t xml:space="preserve">FHIR R4 only: R5 is removed, the launch is always on </w:t>
+            </w:r>
+            <w:r>
+              <w:rPr>
+                <w:rStyle w:val="CodeChar"/>
+              </w:rPr>
+              <w:t xml:space="preserve">/fhir/r4</w:t>
+            </w:r>
+            <w:r>
+              <w:t xml:space="preserve">, and the launch request has no </w:t>
+            </w:r>
+            <w:r>
+              <w:rPr>
+                <w:rStyle w:val="CodeChar"/>
+              </w:rPr>
+              <w:t xml:space="preserve">fhirVersion</w:t>
+            </w:r>
+            <w:r>
+              <w:t xml:space="preserve">. The clinician of a link is always the </w:t>
+            </w:r>
+            <w:r>
+              <w:rPr>
+                <w:rStyle w:val="CodeChar"/>
+              </w:rPr>
+              <w:t xml:space="preserve">userPractitionerId</w:t>
+            </w:r>
+            <w:r>
+              <w:t xml:space="preserve"> of order-sign, which is now required there. A facility of the client (a location with its own NPI) can be read as </w:t>
+            </w:r>
+            <w:r>
+              <w:rPr>
+                <w:rStyle w:val="CodeChar"/>
+              </w:rPr>
+              <w:t xml:space="preserve">Organization/facility-{locationId}</w:t>
+            </w:r>
+            <w:r>
+              <w:t xml:space="preserve">.</w:t>
             </w:r>
           </w:p>
         </w:tc>

--- a/docs/PayerGatewayWebAPI - DTR Payer App API Guide.docx
+++ b/docs/PayerGatewayWebAPI - DTR Payer App API Guide.docx
@@ -12,7 +12,7 @@
     </w:p>
     <w:p>
       <w:r>
-        <w:t xml:space="preserve">Oct 16, 2026</w:t>
+        <w:t xml:space="preserve">Oct 23, 2026</w:t>
       </w:r>
     </w:p>
     <w:p>
@@ -1879,16 +1879,7 @@
         </w:numPr>
       </w:pPr>
       <w:r>
-        <w:t xml:space="preserve">The link works for 72 hours after the order was signed. After that, sign the order again with a new </w:t>
-      </w:r>
-      <w:r>
-        <w:rPr>
-          <w:rStyle w:val="CodeChar"/>
-        </w:rPr>
-        <w:t>eventId</w:t>
-      </w:r>
-      <w:r>
-        <w:t xml:space="preserve"> to get a new link.</w:t>
+        <w:t xml:space="preserve">The link works for 72 hours after the order was signed. After that, call CRD order-sign again for the order to get a new link.</w:t>
       </w:r>
     </w:p>
     <w:p>
@@ -2543,40 +2534,7 @@
         </w:numPr>
       </w:pPr>
       <w:r>
-        <w:rPr>
-          <w:b/>
-        </w:rPr>
-        <w:t xml:space="preserve">The FHIR release.</w:t>
-      </w:r>
-      <w:r>
-        <w:t xml:space="preserve"> Always FHIR R4. The R5 address of the FHIR API and the </w:t>
-      </w:r>
-      <w:r>
-        <w:rPr>
-          <w:rStyle w:val="CodeChar"/>
-        </w:rPr>
-        <w:t xml:space="preserve">FHIR_VERSION</w:t>
-      </w:r>
-      <w:r>
-        <w:t xml:space="preserve"> column of </w:t>
-      </w:r>
-      <w:r>
-        <w:rPr>
-          <w:rStyle w:val="CodeChar"/>
-        </w:rPr>
-        <w:t xml:space="preserve">PA_PAYER</w:t>
-      </w:r>
-      <w:r>
-        <w:t xml:space="preserve"> are removed (script </w:t>
-      </w:r>
-      <w:r>
-        <w:rPr>
-          <w:rStyle w:val="CodeChar"/>
-        </w:rPr>
-        <w:t xml:space="preserve">04_alter_pa_payer_drop_fhir_version.sql</w:t>
-      </w:r>
-      <w:r>
-        <w:t xml:space="preserve">).</w:t>
+        <w:t xml:space="preserve">The FHIR release. Always FHIR R4.</w:t>
       </w:r>
     </w:p>
     <w:p>
@@ -10454,16 +10412,7 @@
               <w:spacing w:before="40" w:after="80"/>
             </w:pPr>
             <w:r>
-              <w:t xml:space="preserve">Sign the order again with a new </w:t>
-            </w:r>
-            <w:r>
-              <w:rPr>
-                <w:rStyle w:val="CodeChar"/>
-              </w:rPr>
-              <w:t>eventId</w:t>
-            </w:r>
-            <w:r>
-              <w:t xml:space="preserve"> to get a new link.</w:t>
+              <w:t xml:space="preserve">Call CRD order-sign again for the order to get a new link.</w:t>
             </w:r>
           </w:p>
         </w:tc>
@@ -12594,6 +12543,68 @@
             </w:r>
             <w:r>
               <w:t xml:space="preserve">.</w:t>
+            </w:r>
+          </w:p>
+        </w:tc>
+      </w:tr>
+      <w:tr>
+        <w:trPr>
+          <w:cantSplit/>
+        </w:trPr>
+        <w:tc>
+          <w:tcPr>
+            <w:tcW w:type="dxa" w:w="1108"/>
+          </w:tcPr>
+          <w:p>
+            <w:pPr>
+              <w:spacing w:before="40" w:after="80"/>
+            </w:pPr>
+            <w:r>
+              <w:t xml:space="preserve">2.1</w:t>
+            </w:r>
+          </w:p>
+        </w:tc>
+        <w:tc>
+          <w:tcPr>
+            <w:tcW w:type="dxa" w:w="1604"/>
+          </w:tcPr>
+          <w:p>
+            <w:pPr>
+              <w:spacing w:before="40" w:after="80"/>
+            </w:pPr>
+            <w:r>
+              <w:t xml:space="preserve">Oct 23, 2026</w:t>
+            </w:r>
+          </w:p>
+        </w:tc>
+        <w:tc>
+          <w:tcPr>
+            <w:tcW w:type="dxa" w:w="6648"/>
+          </w:tcPr>
+          <w:p>
+            <w:pPr>
+              <w:spacing w:before="40" w:after="80"/>
+            </w:pPr>
+            <w:r>
+              <w:t xml:space="preserve">A new link comes from calling CRD order-sign again: every order-sign call asks the payer, also with the same </w:t>
+            </w:r>
+            <w:r>
+              <w:rPr>
+                <w:rStyle w:val="CodeChar"/>
+              </w:rPr>
+              <w:t xml:space="preserve">eventId</w:t>
+            </w:r>
+            <w:r>
+              <w:t xml:space="preserve"> (the stored answer per </w:t>
+            </w:r>
+            <w:r>
+              <w:rPr>
+                <w:rStyle w:val="CodeChar"/>
+              </w:rPr>
+              <w:t xml:space="preserve">eventId</w:t>
+            </w:r>
+            <w:r>
+              <w:t xml:space="preserve"> is removed).</w:t>
             </w:r>
           </w:p>
         </w:tc>
